--- a/НИР_ЭДО_7стран_и_практика/02_ЭДО_в_ОТ/05_Ирландия_ЭДО_в_ОТ.docx
+++ b/НИР_ЭДО_7стран_и_практика/02_ЭДО_в_ОТ/05_Ирландия_ЭДО_в_ОТ.docx
@@ -11,6 +11,7 @@
         <w:rPr>
           <w:rFonts w:ascii="Calibri" w:hAnsi="Calibri" w:eastAsia="Calibri"/>
           <w:b/>
+          <w:i w:val="0"/>
           <w:color w:val="1F4E79"/>
           <w:sz w:val="44"/>
         </w:rPr>
@@ -25,10 +26,26 @@
         <w:rPr>
           <w:rFonts w:ascii="Calibri" w:hAnsi="Calibri" w:eastAsia="Calibri"/>
           <w:b w:val="0"/>
+          <w:i w:val="0"/>
           <w:color w:val="535353"/>
           <w:sz w:val="26"/>
         </w:rPr>
         <w:t>Электронные документы обучения, инструктажа, учёта НС. Сравнение с РФ</w:t>
+      </w:r>
+    </w:p>
+    <w:p>
+      <w:pPr>
+        <w:spacing w:after="160"/>
+      </w:pPr>
+      <w:r>
+        <w:rPr>
+          <w:rFonts w:ascii="Calibri" w:hAnsi="Calibri" w:eastAsia="Calibri"/>
+          <w:b w:val="0"/>
+          <w:i w:val="0"/>
+          <w:color w:val="535353"/>
+          <w:sz w:val="22"/>
+        </w:rPr>
+        <w:t>Сравнительный анализ зарубежного регулирования электронного документооборота (ЭДО) с правовой моделью Российской Федерации. Актуализация: август 2026 г.</w:t>
       </w:r>
     </w:p>
     <w:p>
@@ -39,10 +56,11 @@
         <w:rPr>
           <w:rFonts w:ascii="Calibri" w:hAnsi="Calibri" w:eastAsia="Calibri"/>
           <w:b w:val="0"/>
+          <w:i/>
           <w:color w:val="535353"/>
-          <w:sz w:val="22"/>
+          <w:sz w:val="20"/>
         </w:rPr>
-        <w:t>Сравнительный анализ зарубежного регулирования электронного документооборота (ЭДО) с правовой моделью Российской Федерации. Актуализация: август 2026 г.</w:t>
+        <w:t>Как проверить. После каждого блока фактов — строка «Проверить» с кликабельной ссылкой на официальный текст закона, судебное решение или первоисточник. Рекомендации («что добавить / не переносить») — выводы автора НИР, но рядом указаны нормы, на которые они опираются. Номера дел не вымышлены.</w:t>
       </w:r>
     </w:p>
     <w:p>
@@ -58,40 +76,232 @@
         <w:rPr>
           <w:rFonts w:ascii="Calibri" w:hAnsi="Calibri" w:eastAsia="Calibri"/>
           <w:b w:val="0"/>
+          <w:i w:val="0"/>
           <w:sz w:val="24"/>
         </w:rPr>
         <w:t>Основные акты: Safety, Health and Welfare at Work Act 2005 (обязанность обучать и вести записи); eIDAS / ECA 2000</w:t>
       </w:r>
     </w:p>
     <w:p>
+      <w:pPr>
+        <w:spacing w:before="0" w:after="200"/>
+      </w:pPr>
       <w:r>
         <w:rPr>
           <w:rFonts w:ascii="Calibri" w:hAnsi="Calibri" w:eastAsia="Calibri"/>
           <w:b w:val="0"/>
+          <w:i/>
+          <w:color w:val="535353"/>
+          <w:sz w:val="18"/>
+        </w:rPr>
+        <w:t xml:space="preserve">Проверить: </w:t>
+      </w:r>
+      <w:hyperlink r:id="rId9">
+        <w:r>
+          <w:rPr>
+            <w:color w:val="0563C1"/>
+            <w:u w:val="single"/>
+            <w:sz w:val="18"/>
+            <w:rFonts w:ascii="Calibri" w:hAnsi="Calibri"/>
+          </w:rPr>
+          <w:t xml:space="preserve">Redmond v Tallaght University Hospital [2024] IEHC 167</w:t>
+        </w:r>
+      </w:hyperlink>
+      <w:r>
+        <w:rPr>
+          <w:rFonts w:ascii="Calibri" w:hAnsi="Calibri" w:eastAsia="Calibri"/>
+          <w:b w:val="0"/>
+          <w:i w:val="0"/>
+          <w:color w:val="535353"/>
+          <w:sz w:val="18"/>
+        </w:rPr>
+        <w:t xml:space="preserve">  ·  </w:t>
+      </w:r>
+      <w:hyperlink r:id="rId10">
+        <w:r>
+          <w:rPr>
+            <w:color w:val="0563C1"/>
+            <w:u w:val="single"/>
+            <w:sz w:val="18"/>
+            <w:rFonts w:ascii="Calibri" w:hAnsi="Calibri"/>
+          </w:rPr>
+          <w:t xml:space="preserve">SHWW Act 2005 (Irish Statute Book)</w:t>
+        </w:r>
+      </w:hyperlink>
+    </w:p>
+    <w:p>
+      <w:r>
+        <w:rPr>
+          <w:rFonts w:ascii="Calibri" w:hAnsi="Calibri" w:eastAsia="Calibri"/>
+          <w:b w:val="0"/>
+          <w:i w:val="0"/>
           <w:sz w:val="24"/>
         </w:rPr>
         <w:t>Act 2005 возлагает на работодателя обязанность обеспечить безопасность, информацию и обучение. В исках о травмах суд оценивает, проводились ли risk assessment и training по конкретной операции, а не «есть ли журнал».</w:t>
       </w:r>
     </w:p>
     <w:p>
+      <w:pPr>
+        <w:spacing w:before="0" w:after="200"/>
+      </w:pPr>
       <w:r>
         <w:rPr>
           <w:rFonts w:ascii="Calibri" w:hAnsi="Calibri" w:eastAsia="Calibri"/>
           <w:b w:val="0"/>
+          <w:i/>
+          <w:color w:val="535353"/>
+          <w:sz w:val="18"/>
+        </w:rPr>
+        <w:t xml:space="preserve">Проверить: </w:t>
+      </w:r>
+      <w:hyperlink r:id="rId9">
+        <w:r>
+          <w:rPr>
+            <w:color w:val="0563C1"/>
+            <w:u w:val="single"/>
+            <w:sz w:val="18"/>
+            <w:rFonts w:ascii="Calibri" w:hAnsi="Calibri"/>
+          </w:rPr>
+          <w:t xml:space="preserve">Redmond v Tallaght University Hospital [2024] IEHC 167</w:t>
+        </w:r>
+      </w:hyperlink>
+      <w:r>
+        <w:rPr>
+          <w:rFonts w:ascii="Calibri" w:hAnsi="Calibri" w:eastAsia="Calibri"/>
+          <w:b w:val="0"/>
+          <w:i w:val="0"/>
+          <w:color w:val="535353"/>
+          <w:sz w:val="18"/>
+        </w:rPr>
+        <w:t xml:space="preserve">  ·  </w:t>
+      </w:r>
+      <w:hyperlink r:id="rId10">
+        <w:r>
+          <w:rPr>
+            <w:color w:val="0563C1"/>
+            <w:u w:val="single"/>
+            <w:sz w:val="18"/>
+            <w:rFonts w:ascii="Calibri" w:hAnsi="Calibri"/>
+          </w:rPr>
+          <w:t xml:space="preserve">SHWW Act 2005 (Irish Statute Book)</w:t>
+        </w:r>
+      </w:hyperlink>
+    </w:p>
+    <w:p>
+      <w:r>
+        <w:rPr>
+          <w:rFonts w:ascii="Calibri" w:hAnsi="Calibri" w:eastAsia="Calibri"/>
+          <w:b w:val="0"/>
+          <w:i w:val="0"/>
           <w:sz w:val="24"/>
         </w:rPr>
         <w:t>В Redmond v Tallaght University Hospital [2024] IEHC 167 больница доказывала регулярное (раз в три года) предметное обучение manual handling. Суд принял факт обучения, но всё равно нашёл пробел в оценке рисков на этапе хранения — ответственность работодателя + 1/3 contrib. negligence. Электронный журнал в деле не был предметом спора; предметом было содержание системы работы и обучения.</w:t>
       </w:r>
     </w:p>
     <w:p>
+      <w:pPr>
+        <w:spacing w:before="0" w:after="200"/>
+      </w:pPr>
       <w:r>
         <w:rPr>
           <w:rFonts w:ascii="Calibri" w:hAnsi="Calibri" w:eastAsia="Calibri"/>
           <w:b w:val="0"/>
+          <w:i/>
+          <w:color w:val="535353"/>
+          <w:sz w:val="18"/>
+        </w:rPr>
+        <w:t xml:space="preserve">Проверить: </w:t>
+      </w:r>
+      <w:hyperlink r:id="rId9">
+        <w:r>
+          <w:rPr>
+            <w:color w:val="0563C1"/>
+            <w:u w:val="single"/>
+            <w:sz w:val="18"/>
+            <w:rFonts w:ascii="Calibri" w:hAnsi="Calibri"/>
+          </w:rPr>
+          <w:t xml:space="preserve">Redmond v Tallaght University Hospital [2024] IEHC 167</w:t>
+        </w:r>
+      </w:hyperlink>
+      <w:r>
+        <w:rPr>
+          <w:rFonts w:ascii="Calibri" w:hAnsi="Calibri" w:eastAsia="Calibri"/>
+          <w:b w:val="0"/>
+          <w:i w:val="0"/>
+          <w:color w:val="535353"/>
+          <w:sz w:val="18"/>
+        </w:rPr>
+        <w:t xml:space="preserve">  ·  </w:t>
+      </w:r>
+      <w:hyperlink r:id="rId10">
+        <w:r>
+          <w:rPr>
+            <w:color w:val="0563C1"/>
+            <w:u w:val="single"/>
+            <w:sz w:val="18"/>
+            <w:rFonts w:ascii="Calibri" w:hAnsi="Calibri"/>
+          </w:rPr>
+          <w:t xml:space="preserve">SHWW Act 2005 (Irish Statute Book)</w:t>
+        </w:r>
+      </w:hyperlink>
+    </w:p>
+    <w:p>
+      <w:r>
+        <w:rPr>
+          <w:rFonts w:ascii="Calibri" w:hAnsi="Calibri" w:eastAsia="Calibri"/>
+          <w:b w:val="0"/>
+          <w:i w:val="0"/>
           <w:sz w:val="24"/>
         </w:rPr>
         <w:t>Вывод для ЭДО в ОТ: даже идеально подписанный (бумажный или электронный) лист не спасёт, если обучение не покрывает конкретную операцию. И наоборот, электронные записи допустимы, если вместе с показаниями доказывают реальное обучение.</w:t>
       </w:r>
+    </w:p>
+    <w:p>
+      <w:pPr>
+        <w:spacing w:before="0" w:after="200"/>
+      </w:pPr>
+      <w:r>
+        <w:rPr>
+          <w:rFonts w:ascii="Calibri" w:hAnsi="Calibri" w:eastAsia="Calibri"/>
+          <w:b w:val="0"/>
+          <w:i/>
+          <w:color w:val="535353"/>
+          <w:sz w:val="18"/>
+        </w:rPr>
+        <w:t xml:space="preserve">Проверить: </w:t>
+      </w:r>
+      <w:hyperlink r:id="rId9">
+        <w:r>
+          <w:rPr>
+            <w:color w:val="0563C1"/>
+            <w:u w:val="single"/>
+            <w:sz w:val="18"/>
+            <w:rFonts w:ascii="Calibri" w:hAnsi="Calibri"/>
+          </w:rPr>
+          <w:t xml:space="preserve">Redmond v Tallaght University Hospital [2024] IEHC 167</w:t>
+        </w:r>
+      </w:hyperlink>
+      <w:r>
+        <w:rPr>
+          <w:rFonts w:ascii="Calibri" w:hAnsi="Calibri" w:eastAsia="Calibri"/>
+          <w:b w:val="0"/>
+          <w:i w:val="0"/>
+          <w:color w:val="535353"/>
+          <w:sz w:val="18"/>
+        </w:rPr>
+        <w:t xml:space="preserve">  ·  </w:t>
+      </w:r>
+      <w:hyperlink r:id="rId10">
+        <w:r>
+          <w:rPr>
+            <w:color w:val="0563C1"/>
+            <w:u w:val="single"/>
+            <w:sz w:val="18"/>
+            <w:rFonts w:ascii="Calibri" w:hAnsi="Calibri"/>
+          </w:rPr>
+          <w:t xml:space="preserve">SHWW Act 2005 (Irish Statute Book)</w:t>
+        </w:r>
+      </w:hyperlink>
     </w:p>
     <w:p>
       <w:pPr>
@@ -109,6 +319,7 @@
         <w:rPr>
           <w:rFonts w:ascii="Calibri" w:hAnsi="Calibri" w:eastAsia="Calibri"/>
           <w:b w:val="0"/>
+          <w:i w:val="0"/>
           <w:sz w:val="24"/>
         </w:rPr>
         <w:t>Нет запрета e‑записей обучения.</w:t>
@@ -122,6 +333,7 @@
         <w:rPr>
           <w:rFonts w:ascii="Calibri" w:hAnsi="Calibri" w:eastAsia="Calibri"/>
           <w:b w:val="0"/>
+          <w:i w:val="0"/>
           <w:sz w:val="24"/>
         </w:rPr>
         <w:t>Доказательственный, а не формальный подход.</w:t>
@@ -135,10 +347,58 @@
         <w:rPr>
           <w:rFonts w:ascii="Calibri" w:hAnsi="Calibri" w:eastAsia="Calibri"/>
           <w:b w:val="0"/>
+          <w:i w:val="0"/>
           <w:sz w:val="24"/>
         </w:rPr>
         <w:t>Ближе к Германии (содержание) , чем к Сербии (носитель Form 6).</w:t>
       </w:r>
+    </w:p>
+    <w:p>
+      <w:pPr>
+        <w:spacing w:before="0" w:after="200"/>
+      </w:pPr>
+      <w:r>
+        <w:rPr>
+          <w:rFonts w:ascii="Calibri" w:hAnsi="Calibri" w:eastAsia="Calibri"/>
+          <w:b w:val="0"/>
+          <w:i/>
+          <w:color w:val="535353"/>
+          <w:sz w:val="18"/>
+        </w:rPr>
+        <w:t xml:space="preserve">Проверить: </w:t>
+      </w:r>
+      <w:hyperlink r:id="rId9">
+        <w:r>
+          <w:rPr>
+            <w:color w:val="0563C1"/>
+            <w:u w:val="single"/>
+            <w:sz w:val="18"/>
+            <w:rFonts w:ascii="Calibri" w:hAnsi="Calibri"/>
+          </w:rPr>
+          <w:t xml:space="preserve">Redmond v Tallaght University Hospital [2024] IEHC 167</w:t>
+        </w:r>
+      </w:hyperlink>
+      <w:r>
+        <w:rPr>
+          <w:rFonts w:ascii="Calibri" w:hAnsi="Calibri" w:eastAsia="Calibri"/>
+          <w:b w:val="0"/>
+          <w:i w:val="0"/>
+          <w:color w:val="535353"/>
+          <w:sz w:val="18"/>
+        </w:rPr>
+        <w:t xml:space="preserve">  ·  </w:t>
+      </w:r>
+      <w:hyperlink r:id="rId10">
+        <w:r>
+          <w:rPr>
+            <w:color w:val="0563C1"/>
+            <w:u w:val="single"/>
+            <w:sz w:val="18"/>
+            <w:rFonts w:ascii="Calibri" w:hAnsi="Calibri"/>
+          </w:rPr>
+          <w:t xml:space="preserve">SHWW Act 2005 (Irish Statute Book)</w:t>
+        </w:r>
+      </w:hyperlink>
     </w:p>
     <w:p>
       <w:pPr>
@@ -156,6 +416,7 @@
         <w:rPr>
           <w:rFonts w:ascii="Calibri" w:hAnsi="Calibri" w:eastAsia="Calibri"/>
           <w:b w:val="0"/>
+          <w:i w:val="0"/>
           <w:sz w:val="24"/>
         </w:rPr>
         <w:t>Кадровый ЭДО — ст. 22.1–22.3 ТК РФ: согласие работника, виды ЭП, исключения.</w:t>
@@ -169,6 +430,7 @@
         <w:rPr>
           <w:rFonts w:ascii="Calibri" w:hAnsi="Calibri" w:eastAsia="Calibri"/>
           <w:b w:val="0"/>
+          <w:i w:val="0"/>
           <w:sz w:val="24"/>
         </w:rPr>
         <w:t>Ч. 3 ст. 22.1 ТК РФ прямо исключает из кадрового ЭДО документы о прохождении работником инструктажа по охране труда и акты о несчастном случае на производстве.</w:t>
@@ -182,6 +444,7 @@
         <w:rPr>
           <w:rFonts w:ascii="Calibri" w:hAnsi="Calibri" w:eastAsia="Calibri"/>
           <w:b w:val="0"/>
+          <w:i w:val="0"/>
           <w:sz w:val="24"/>
         </w:rPr>
         <w:t>Обучение / инструктажи по ОТ — постановление Правительства РФ от 24.12.2021 № 2464; на практике журналы инструктажей ведутся на бумаге именно из‑за исключения ст. 22.1(3).</w:t>
@@ -195,10 +458,79 @@
         <w:rPr>
           <w:rFonts w:ascii="Calibri" w:hAnsi="Calibri" w:eastAsia="Calibri"/>
           <w:b w:val="0"/>
+          <w:i w:val="0"/>
           <w:sz w:val="24"/>
         </w:rPr>
         <w:t>Юридическая сила электронной подписи — 63‑ФЗ (ПЭП / УНЭП / УКЭП). Для кадровых документов с 2022 г. — ст. 22.2–22.3 ТК.</w:t>
       </w:r>
+    </w:p>
+    <w:p>
+      <w:pPr>
+        <w:spacing w:before="0" w:after="200"/>
+      </w:pPr>
+      <w:r>
+        <w:rPr>
+          <w:rFonts w:ascii="Calibri" w:hAnsi="Calibri" w:eastAsia="Calibri"/>
+          <w:b w:val="0"/>
+          <w:i/>
+          <w:color w:val="535353"/>
+          <w:sz w:val="18"/>
+        </w:rPr>
+        <w:t xml:space="preserve">Проверить: </w:t>
+      </w:r>
+      <w:hyperlink r:id="rId11">
+        <w:r>
+          <w:rPr>
+            <w:color w:val="0563C1"/>
+            <w:u w:val="single"/>
+            <w:sz w:val="18"/>
+            <w:rFonts w:ascii="Calibri" w:hAnsi="Calibri"/>
+          </w:rPr>
+          <w:t xml:space="preserve">ТК РФ, ст. 22.1 ч. 3 (исключения из кадрового ЭДО)</w:t>
+        </w:r>
+      </w:hyperlink>
+      <w:r>
+        <w:rPr>
+          <w:rFonts w:ascii="Calibri" w:hAnsi="Calibri" w:eastAsia="Calibri"/>
+          <w:b w:val="0"/>
+          <w:i w:val="0"/>
+          <w:color w:val="535353"/>
+          <w:sz w:val="18"/>
+        </w:rPr>
+        <w:t xml:space="preserve">  ·  </w:t>
+      </w:r>
+      <w:hyperlink r:id="rId12">
+        <w:r>
+          <w:rPr>
+            <w:color w:val="0563C1"/>
+            <w:u w:val="single"/>
+            <w:sz w:val="18"/>
+            <w:rFonts w:ascii="Calibri" w:hAnsi="Calibri"/>
+          </w:rPr>
+          <w:t xml:space="preserve">ПП РФ от 24.12.2021 № 2464 (обучение по охране труда)</w:t>
+        </w:r>
+      </w:hyperlink>
+      <w:r>
+        <w:rPr>
+          <w:rFonts w:ascii="Calibri" w:hAnsi="Calibri" w:eastAsia="Calibri"/>
+          <w:b w:val="0"/>
+          <w:i w:val="0"/>
+          <w:color w:val="535353"/>
+          <w:sz w:val="18"/>
+        </w:rPr>
+        <w:t xml:space="preserve">  ·  </w:t>
+      </w:r>
+      <w:hyperlink r:id="rId13">
+        <w:r>
+          <w:rPr>
+            <w:color w:val="0563C1"/>
+            <w:u w:val="single"/>
+            <w:sz w:val="18"/>
+            <w:rFonts w:ascii="Calibri" w:hAnsi="Calibri"/>
+          </w:rPr>
+          <w:t xml:space="preserve">ФЗ от 06.04.2011 № 63‑ФЗ «Об электронной подписи»</w:t>
+        </w:r>
+      </w:hyperlink>
     </w:p>
     <w:p>
       <w:pPr>
@@ -208,11 +540,12 @@
         <w:rPr>
           <w:rFonts w:ascii="Calibri" w:hAnsi="Calibri" w:eastAsia="Calibri"/>
           <w:b w:val="0"/>
+          <w:i w:val="0"/>
           <w:sz w:val="22"/>
         </w:rPr>
         <w:t xml:space="preserve">ТК РФ, ст. 22.1 ч. 3 (исключения из кадрового ЭДО): </w:t>
       </w:r>
-      <w:hyperlink r:id="rId9">
+      <w:hyperlink r:id="rId11">
         <w:r>
           <w:rPr>
             <w:color w:val="0563C1"/>
@@ -232,11 +565,12 @@
         <w:rPr>
           <w:rFonts w:ascii="Calibri" w:hAnsi="Calibri" w:eastAsia="Calibri"/>
           <w:b w:val="0"/>
+          <w:i w:val="0"/>
           <w:sz w:val="22"/>
         </w:rPr>
         <w:t xml:space="preserve">ПП РФ от 24.12.2021 № 2464 (обучение по охране труда): </w:t>
       </w:r>
-      <w:hyperlink r:id="rId10">
+      <w:hyperlink r:id="rId12">
         <w:r>
           <w:rPr>
             <w:color w:val="0563C1"/>
@@ -256,11 +590,12 @@
         <w:rPr>
           <w:rFonts w:ascii="Calibri" w:hAnsi="Calibri" w:eastAsia="Calibri"/>
           <w:b w:val="0"/>
+          <w:i w:val="0"/>
           <w:sz w:val="22"/>
         </w:rPr>
         <w:t xml:space="preserve">ФЗ от 06.04.2011 № 63‑ФЗ «Об электронной подписи»: </w:t>
       </w:r>
-      <w:hyperlink r:id="rId11">
+      <w:hyperlink r:id="rId13">
         <w:r>
           <w:rPr>
             <w:color w:val="0563C1"/>
@@ -287,14 +622,15 @@
         <w:tblLook w:firstColumn="1" w:firstRow="1" w:lastColumn="0" w:lastRow="0" w:noHBand="0" w:noVBand="1" w:val="04A0"/>
       </w:tblPr>
       <w:tblGrid>
-        <w:gridCol w:w="3175"/>
-        <w:gridCol w:w="3175"/>
-        <w:gridCol w:w="3175"/>
+        <w:gridCol w:w="2381"/>
+        <w:gridCol w:w="2381"/>
+        <w:gridCol w:w="2381"/>
+        <w:gridCol w:w="2381"/>
       </w:tblGrid>
       <w:tr>
         <w:tc>
           <w:tcPr>
-            <w:tcW w:type="dxa" w:w="3175"/>
+            <w:tcW w:type="dxa" w:w="2381"/>
             <w:shd w:fill="1F4E79" w:val="clear"/>
           </w:tcPr>
           <w:p>
@@ -303,6 +639,7 @@
               <w:rPr>
                 <w:rFonts w:ascii="Calibri" w:hAnsi="Calibri" w:eastAsia="Calibri"/>
                 <w:b/>
+                <w:i w:val="0"/>
                 <w:color w:val="FFFFFF"/>
                 <w:sz w:val="20"/>
               </w:rPr>
@@ -312,7 +649,7 @@
         </w:tc>
         <w:tc>
           <w:tcPr>
-            <w:tcW w:type="dxa" w:w="3175"/>
+            <w:tcW w:type="dxa" w:w="2381"/>
             <w:shd w:fill="1F4E79" w:val="clear"/>
           </w:tcPr>
           <w:p>
@@ -321,6 +658,7 @@
               <w:rPr>
                 <w:rFonts w:ascii="Calibri" w:hAnsi="Calibri" w:eastAsia="Calibri"/>
                 <w:b/>
+                <w:i w:val="0"/>
                 <w:color w:val="FFFFFF"/>
                 <w:sz w:val="20"/>
               </w:rPr>
@@ -330,7 +668,7 @@
         </w:tc>
         <w:tc>
           <w:tcPr>
-            <w:tcW w:type="dxa" w:w="3175"/>
+            <w:tcW w:type="dxa" w:w="2381"/>
             <w:shd w:fill="1F4E79" w:val="clear"/>
           </w:tcPr>
           <w:p>
@@ -339,6 +677,7 @@
               <w:rPr>
                 <w:rFonts w:ascii="Calibri" w:hAnsi="Calibri" w:eastAsia="Calibri"/>
                 <w:b/>
+                <w:i w:val="0"/>
                 <w:color w:val="FFFFFF"/>
                 <w:sz w:val="20"/>
               </w:rPr>
@@ -346,11 +685,10 @@
             </w:r>
           </w:p>
         </w:tc>
-      </w:tr>
-      <w:tr>
         <w:tc>
           <w:tcPr>
-            <w:tcW w:type="dxa" w:w="3175"/>
+            <w:tcW w:type="dxa" w:w="2381"/>
+            <w:shd w:fill="1F4E79" w:val="clear"/>
           </w:tcPr>
           <w:p>
             <w:r/>
@@ -358,6 +696,27 @@
               <w:rPr>
                 <w:rFonts w:ascii="Calibri" w:hAnsi="Calibri" w:eastAsia="Calibri"/>
                 <w:b/>
+                <w:i w:val="0"/>
+                <w:color w:val="FFFFFF"/>
+                <w:sz w:val="20"/>
+              </w:rPr>
+              <w:t>Проверить</w:t>
+            </w:r>
+          </w:p>
+        </w:tc>
+      </w:tr>
+      <w:tr>
+        <w:tc>
+          <w:tcPr>
+            <w:tcW w:type="dxa" w:w="2381"/>
+          </w:tcPr>
+          <w:p>
+            <w:r/>
+            <w:r>
+              <w:rPr>
+                <w:rFonts w:ascii="Calibri" w:hAnsi="Calibri" w:eastAsia="Calibri"/>
+                <w:b/>
+                <w:i w:val="0"/>
                 <w:sz w:val="20"/>
               </w:rPr>
               <w:t>Юридическая сила записей ОТ</w:t>
@@ -366,7 +725,7 @@
         </w:tc>
         <w:tc>
           <w:tcPr>
-            <w:tcW w:type="dxa" w:w="3175"/>
+            <w:tcW w:type="dxa" w:w="2381"/>
           </w:tcPr>
           <w:p>
             <w:r/>
@@ -374,6 +733,7 @@
               <w:rPr>
                 <w:rFonts w:ascii="Calibri" w:hAnsi="Calibri" w:eastAsia="Calibri"/>
                 <w:b w:val="0"/>
+                <w:i w:val="0"/>
                 <w:sz w:val="20"/>
               </w:rPr>
               <w:t>Закон требует обеспечить обучение и быть способным показать, что инструкция реально дана. Подпись на листке присутствия сама по себе слабое доказательство, если содержание обучения не подтверждено</w:t>
@@ -382,7 +742,7 @@
         </w:tc>
         <w:tc>
           <w:tcPr>
-            <w:tcW w:type="dxa" w:w="3175"/>
+            <w:tcW w:type="dxa" w:w="2381"/>
           </w:tcPr>
           <w:p>
             <w:r/>
@@ -390,17 +750,37 @@
               <w:rPr>
                 <w:rFonts w:ascii="Calibri" w:hAnsi="Calibri" w:eastAsia="Calibri"/>
                 <w:b w:val="0"/>
+                <w:i w:val="0"/>
                 <w:sz w:val="20"/>
               </w:rPr>
               <w:t>Журналы инструктажей и акты НС исключены из кадрового ЭДО (ст. 22.1 ч. 3 ТК РФ)</w:t>
             </w:r>
           </w:p>
         </w:tc>
+        <w:tc>
+          <w:tcPr>
+            <w:tcW w:type="dxa" w:w="2381"/>
+          </w:tcPr>
+          <w:p>
+            <w:r/>
+            <w:hyperlink r:id="rId9">
+              <w:r>
+                <w:rPr>
+                  <w:color w:val="0563C1"/>
+                  <w:u w:val="single"/>
+                  <w:sz w:val="18"/>
+                  <w:rFonts w:ascii="Calibri" w:hAnsi="Calibri"/>
+                </w:rPr>
+                <w:t xml:space="preserve">Redmond v Tallaght University Hospital [2024] IEHC 167</w:t>
+              </w:r>
+            </w:hyperlink>
+          </w:p>
+        </w:tc>
       </w:tr>
       <w:tr>
         <w:tc>
           <w:tcPr>
-            <w:tcW w:type="dxa" w:w="3175"/>
+            <w:tcW w:type="dxa" w:w="2381"/>
           </w:tcPr>
           <w:p>
             <w:r/>
@@ -408,6 +788,7 @@
               <w:rPr>
                 <w:rFonts w:ascii="Calibri" w:hAnsi="Calibri" w:eastAsia="Calibri"/>
                 <w:b/>
+                <w:i w:val="0"/>
                 <w:sz w:val="20"/>
               </w:rPr>
               <w:t>Подпись / форма журнала</w:t>
@@ -416,7 +797,7 @@
         </w:tc>
         <w:tc>
           <w:tcPr>
-            <w:tcW w:type="dxa" w:w="3175"/>
+            <w:tcW w:type="dxa" w:w="2381"/>
           </w:tcPr>
           <w:p>
             <w:r/>
@@ -424,6 +805,7 @@
               <w:rPr>
                 <w:rFonts w:ascii="Calibri" w:hAnsi="Calibri" w:eastAsia="Calibri"/>
                 <w:b w:val="0"/>
+                <w:i w:val="0"/>
                 <w:sz w:val="20"/>
               </w:rPr>
               <w:t>Нет требования QES на журнал инструктажа. Электронные записи допустимы по ECA s. 9, если доказывают факт обучения</w:t>
@@ -432,7 +814,7 @@
         </w:tc>
         <w:tc>
           <w:tcPr>
-            <w:tcW w:type="dxa" w:w="3175"/>
+            <w:tcW w:type="dxa" w:w="2381"/>
           </w:tcPr>
           <w:p>
             <w:r/>
@@ -440,17 +822,37 @@
               <w:rPr>
                 <w:rFonts w:ascii="Calibri" w:hAnsi="Calibri" w:eastAsia="Calibri"/>
                 <w:b w:val="0"/>
+                <w:i w:val="0"/>
                 <w:sz w:val="20"/>
               </w:rPr>
               <w:t>На практике — бумажный журнал; КЭДО на эти документы не распространяется</w:t>
             </w:r>
           </w:p>
         </w:tc>
+        <w:tc>
+          <w:tcPr>
+            <w:tcW w:type="dxa" w:w="2381"/>
+          </w:tcPr>
+          <w:p>
+            <w:r/>
+            <w:hyperlink r:id="rId11">
+              <w:r>
+                <w:rPr>
+                  <w:color w:val="0563C1"/>
+                  <w:u w:val="single"/>
+                  <w:sz w:val="18"/>
+                  <w:rFonts w:ascii="Calibri" w:hAnsi="Calibri"/>
+                </w:rPr>
+                <w:t xml:space="preserve">ТК РФ, ст. 22.1 ч. 3 (исключения из кадрового ЭДО)</w:t>
+              </w:r>
+            </w:hyperlink>
+          </w:p>
+        </w:tc>
       </w:tr>
       <w:tr>
         <w:tc>
           <w:tcPr>
-            <w:tcW w:type="dxa" w:w="3175"/>
+            <w:tcW w:type="dxa" w:w="2381"/>
           </w:tcPr>
           <w:p>
             <w:r/>
@@ -458,6 +860,7 @@
               <w:rPr>
                 <w:rFonts w:ascii="Calibri" w:hAnsi="Calibri" w:eastAsia="Calibri"/>
                 <w:b/>
+                <w:i w:val="0"/>
                 <w:sz w:val="20"/>
               </w:rPr>
               <w:t>Доверие / система</w:t>
@@ -466,7 +869,7 @@
         </w:tc>
         <w:tc>
           <w:tcPr>
-            <w:tcW w:type="dxa" w:w="3175"/>
+            <w:tcW w:type="dxa" w:w="2381"/>
           </w:tcPr>
           <w:p>
             <w:r/>
@@ -474,6 +877,7 @@
               <w:rPr>
                 <w:rFonts w:ascii="Calibri" w:hAnsi="Calibri" w:eastAsia="Calibri"/>
                 <w:b w:val="0"/>
+                <w:i w:val="0"/>
                 <w:sz w:val="20"/>
               </w:rPr>
               <w:t>Внутренние записи работодателя + свидетельские показания; common law evidence</w:t>
@@ -482,7 +886,7 @@
         </w:tc>
         <w:tc>
           <w:tcPr>
-            <w:tcW w:type="dxa" w:w="3175"/>
+            <w:tcW w:type="dxa" w:w="2381"/>
           </w:tcPr>
           <w:p>
             <w:r/>
@@ -490,10 +894,30 @@
               <w:rPr>
                 <w:rFonts w:ascii="Calibri" w:hAnsi="Calibri" w:eastAsia="Calibri"/>
                 <w:b w:val="0"/>
+                <w:i w:val="0"/>
                 <w:sz w:val="20"/>
               </w:rPr>
               <w:t>Бумажный журнал + ПП 2464; операторы КЭДО — для иных кадровых документов</w:t>
             </w:r>
+          </w:p>
+        </w:tc>
+        <w:tc>
+          <w:tcPr>
+            <w:tcW w:type="dxa" w:w="2381"/>
+          </w:tcPr>
+          <w:p>
+            <w:r/>
+            <w:hyperlink r:id="rId12">
+              <w:r>
+                <w:rPr>
+                  <w:color w:val="0563C1"/>
+                  <w:u w:val="single"/>
+                  <w:sz w:val="18"/>
+                  <w:rFonts w:ascii="Calibri" w:hAnsi="Calibri"/>
+                </w:rPr>
+                <w:t xml:space="preserve">ПП РФ от 24.12.2021 № 2464 (обучение по охране труда)</w:t>
+              </w:r>
+            </w:hyperlink>
           </w:p>
         </w:tc>
       </w:tr>
@@ -507,6 +931,7 @@
         <w:rPr>
           <w:rFonts w:ascii="Calibri" w:hAnsi="Calibri" w:eastAsia="Calibri"/>
           <w:b w:val="0"/>
+          <w:i w:val="0"/>
           <w:sz w:val="24"/>
         </w:rPr>
         <w:t>Сходство с РФ: при травме работодатель должен доказать инструктаж/обучение.</w:t>
@@ -520,6 +945,7 @@
         <w:rPr>
           <w:rFonts w:ascii="Calibri" w:hAnsi="Calibri" w:eastAsia="Calibri"/>
           <w:b w:val="0"/>
+          <w:i w:val="0"/>
           <w:sz w:val="24"/>
         </w:rPr>
         <w:t>Отличие: ирландский суд не фетишизирует журнал; российский законодатель сделал журнал/акт НС исключением из КЭДО.</w:t>
@@ -533,10 +959,121 @@
         <w:rPr>
           <w:rFonts w:ascii="Calibri" w:hAnsi="Calibri" w:eastAsia="Calibri"/>
           <w:b w:val="0"/>
+          <w:i w:val="0"/>
           <w:sz w:val="24"/>
         </w:rPr>
         <w:t>Отличие от Кении: нет обязательного сертификата 106B для каждой электронной записи обучения.</w:t>
       </w:r>
+    </w:p>
+    <w:p>
+      <w:pPr>
+        <w:spacing w:before="0" w:after="200"/>
+      </w:pPr>
+      <w:r>
+        <w:rPr>
+          <w:rFonts w:ascii="Calibri" w:hAnsi="Calibri" w:eastAsia="Calibri"/>
+          <w:b w:val="0"/>
+          <w:i/>
+          <w:color w:val="535353"/>
+          <w:sz w:val="18"/>
+        </w:rPr>
+        <w:t xml:space="preserve">Проверить: </w:t>
+      </w:r>
+      <w:hyperlink r:id="rId9">
+        <w:r>
+          <w:rPr>
+            <w:color w:val="0563C1"/>
+            <w:u w:val="single"/>
+            <w:sz w:val="18"/>
+            <w:rFonts w:ascii="Calibri" w:hAnsi="Calibri"/>
+          </w:rPr>
+          <w:t xml:space="preserve">Redmond v Tallaght University Hospital [2024] IEHC 167</w:t>
+        </w:r>
+      </w:hyperlink>
+      <w:r>
+        <w:rPr>
+          <w:rFonts w:ascii="Calibri" w:hAnsi="Calibri" w:eastAsia="Calibri"/>
+          <w:b w:val="0"/>
+          <w:i w:val="0"/>
+          <w:color w:val="535353"/>
+          <w:sz w:val="18"/>
+        </w:rPr>
+        <w:t xml:space="preserve">  ·  </w:t>
+      </w:r>
+      <w:hyperlink r:id="rId10">
+        <w:r>
+          <w:rPr>
+            <w:color w:val="0563C1"/>
+            <w:u w:val="single"/>
+            <w:sz w:val="18"/>
+            <w:rFonts w:ascii="Calibri" w:hAnsi="Calibri"/>
+          </w:rPr>
+          <w:t xml:space="preserve">SHWW Act 2005 (Irish Statute Book)</w:t>
+        </w:r>
+      </w:hyperlink>
+      <w:r>
+        <w:rPr>
+          <w:rFonts w:ascii="Calibri" w:hAnsi="Calibri" w:eastAsia="Calibri"/>
+          <w:b w:val="0"/>
+          <w:i w:val="0"/>
+          <w:color w:val="535353"/>
+          <w:sz w:val="18"/>
+        </w:rPr>
+        <w:t xml:space="preserve">  ·  </w:t>
+      </w:r>
+      <w:hyperlink r:id="rId11">
+        <w:r>
+          <w:rPr>
+            <w:color w:val="0563C1"/>
+            <w:u w:val="single"/>
+            <w:sz w:val="18"/>
+            <w:rFonts w:ascii="Calibri" w:hAnsi="Calibri"/>
+          </w:rPr>
+          <w:t xml:space="preserve">ТК РФ, ст. 22.1 ч. 3 (исключения из кадрового ЭДО)</w:t>
+        </w:r>
+      </w:hyperlink>
+      <w:r>
+        <w:rPr>
+          <w:rFonts w:ascii="Calibri" w:hAnsi="Calibri" w:eastAsia="Calibri"/>
+          <w:b w:val="0"/>
+          <w:i w:val="0"/>
+          <w:color w:val="535353"/>
+          <w:sz w:val="18"/>
+        </w:rPr>
+        <w:t xml:space="preserve">  ·  </w:t>
+      </w:r>
+      <w:hyperlink r:id="rId12">
+        <w:r>
+          <w:rPr>
+            <w:color w:val="0563C1"/>
+            <w:u w:val="single"/>
+            <w:sz w:val="18"/>
+            <w:rFonts w:ascii="Calibri" w:hAnsi="Calibri"/>
+          </w:rPr>
+          <w:t xml:space="preserve">ПП РФ от 24.12.2021 № 2464 (обучение по охране труда)</w:t>
+        </w:r>
+      </w:hyperlink>
+      <w:r>
+        <w:rPr>
+          <w:rFonts w:ascii="Calibri" w:hAnsi="Calibri" w:eastAsia="Calibri"/>
+          <w:b w:val="0"/>
+          <w:i w:val="0"/>
+          <w:color w:val="535353"/>
+          <w:sz w:val="18"/>
+        </w:rPr>
+        <w:t xml:space="preserve">  ·  </w:t>
+      </w:r>
+      <w:hyperlink r:id="rId13">
+        <w:r>
+          <w:rPr>
+            <w:color w:val="0563C1"/>
+            <w:u w:val="single"/>
+            <w:sz w:val="18"/>
+            <w:rFonts w:ascii="Calibri" w:hAnsi="Calibri"/>
+          </w:rPr>
+          <w:t xml:space="preserve">ФЗ от 06.04.2011 № 63‑ФЗ «Об электронной подписи»</w:t>
+        </w:r>
+      </w:hyperlink>
     </w:p>
     <w:p>
       <w:pPr>
@@ -554,10 +1091,121 @@
         <w:rPr>
           <w:rFonts w:ascii="Calibri" w:hAnsi="Calibri" w:eastAsia="Calibri"/>
           <w:b w:val="0"/>
+          <w:i w:val="0"/>
           <w:sz w:val="24"/>
         </w:rPr>
         <w:t>В методиках по 2464 зафиксировать, что электронная запись инструктажа должна содержать тему, привязку к рабочему месту/операции и идентификацию, а не только «галочку».</w:t>
       </w:r>
+    </w:p>
+    <w:p>
+      <w:pPr>
+        <w:spacing w:before="0" w:after="200"/>
+      </w:pPr>
+      <w:r>
+        <w:rPr>
+          <w:rFonts w:ascii="Calibri" w:hAnsi="Calibri" w:eastAsia="Calibri"/>
+          <w:b w:val="0"/>
+          <w:i/>
+          <w:color w:val="535353"/>
+          <w:sz w:val="18"/>
+        </w:rPr>
+        <w:t xml:space="preserve">Проверить: </w:t>
+      </w:r>
+      <w:hyperlink r:id="rId9">
+        <w:r>
+          <w:rPr>
+            <w:color w:val="0563C1"/>
+            <w:u w:val="single"/>
+            <w:sz w:val="18"/>
+            <w:rFonts w:ascii="Calibri" w:hAnsi="Calibri"/>
+          </w:rPr>
+          <w:t xml:space="preserve">Redmond v Tallaght University Hospital [2024] IEHC 167</w:t>
+        </w:r>
+      </w:hyperlink>
+      <w:r>
+        <w:rPr>
+          <w:rFonts w:ascii="Calibri" w:hAnsi="Calibri" w:eastAsia="Calibri"/>
+          <w:b w:val="0"/>
+          <w:i w:val="0"/>
+          <w:color w:val="535353"/>
+          <w:sz w:val="18"/>
+        </w:rPr>
+        <w:t xml:space="preserve">  ·  </w:t>
+      </w:r>
+      <w:hyperlink r:id="rId10">
+        <w:r>
+          <w:rPr>
+            <w:color w:val="0563C1"/>
+            <w:u w:val="single"/>
+            <w:sz w:val="18"/>
+            <w:rFonts w:ascii="Calibri" w:hAnsi="Calibri"/>
+          </w:rPr>
+          <w:t xml:space="preserve">SHWW Act 2005 (Irish Statute Book)</w:t>
+        </w:r>
+      </w:hyperlink>
+      <w:r>
+        <w:rPr>
+          <w:rFonts w:ascii="Calibri" w:hAnsi="Calibri" w:eastAsia="Calibri"/>
+          <w:b w:val="0"/>
+          <w:i w:val="0"/>
+          <w:color w:val="535353"/>
+          <w:sz w:val="18"/>
+        </w:rPr>
+        <w:t xml:space="preserve">  ·  </w:t>
+      </w:r>
+      <w:hyperlink r:id="rId11">
+        <w:r>
+          <w:rPr>
+            <w:color w:val="0563C1"/>
+            <w:u w:val="single"/>
+            <w:sz w:val="18"/>
+            <w:rFonts w:ascii="Calibri" w:hAnsi="Calibri"/>
+          </w:rPr>
+          <w:t xml:space="preserve">ТК РФ, ст. 22.1 ч. 3 (исключения из кадрового ЭДО)</w:t>
+        </w:r>
+      </w:hyperlink>
+      <w:r>
+        <w:rPr>
+          <w:rFonts w:ascii="Calibri" w:hAnsi="Calibri" w:eastAsia="Calibri"/>
+          <w:b w:val="0"/>
+          <w:i w:val="0"/>
+          <w:color w:val="535353"/>
+          <w:sz w:val="18"/>
+        </w:rPr>
+        <w:t xml:space="preserve">  ·  </w:t>
+      </w:r>
+      <w:hyperlink r:id="rId12">
+        <w:r>
+          <w:rPr>
+            <w:color w:val="0563C1"/>
+            <w:u w:val="single"/>
+            <w:sz w:val="18"/>
+            <w:rFonts w:ascii="Calibri" w:hAnsi="Calibri"/>
+          </w:rPr>
+          <w:t xml:space="preserve">ПП РФ от 24.12.2021 № 2464 (обучение по охране труда)</w:t>
+        </w:r>
+      </w:hyperlink>
+      <w:r>
+        <w:rPr>
+          <w:rFonts w:ascii="Calibri" w:hAnsi="Calibri" w:eastAsia="Calibri"/>
+          <w:b w:val="0"/>
+          <w:i w:val="0"/>
+          <w:color w:val="535353"/>
+          <w:sz w:val="18"/>
+        </w:rPr>
+        <w:t xml:space="preserve">  ·  </w:t>
+      </w:r>
+      <w:hyperlink r:id="rId13">
+        <w:r>
+          <w:rPr>
+            <w:color w:val="0563C1"/>
+            <w:u w:val="single"/>
+            <w:sz w:val="18"/>
+            <w:rFonts w:ascii="Calibri" w:hAnsi="Calibri"/>
+          </w:rPr>
+          <w:t xml:space="preserve">ФЗ от 06.04.2011 № 63‑ФЗ «Об электронной подписи»</w:t>
+        </w:r>
+      </w:hyperlink>
     </w:p>
     <w:p>
       <w:pPr>
@@ -575,10 +1223,58 @@
         <w:rPr>
           <w:rFonts w:ascii="Calibri" w:hAnsi="Calibri" w:eastAsia="Calibri"/>
           <w:b w:val="0"/>
+          <w:i w:val="0"/>
           <w:sz w:val="24"/>
         </w:rPr>
         <w:t>Не выдавать Redmond за дело «об электронном журнале» — это дело о содержании обучения.</w:t>
       </w:r>
+    </w:p>
+    <w:p>
+      <w:pPr>
+        <w:spacing w:before="0" w:after="200"/>
+      </w:pPr>
+      <w:r>
+        <w:rPr>
+          <w:rFonts w:ascii="Calibri" w:hAnsi="Calibri" w:eastAsia="Calibri"/>
+          <w:b w:val="0"/>
+          <w:i/>
+          <w:color w:val="535353"/>
+          <w:sz w:val="18"/>
+        </w:rPr>
+        <w:t xml:space="preserve">Проверить: </w:t>
+      </w:r>
+      <w:hyperlink r:id="rId9">
+        <w:r>
+          <w:rPr>
+            <w:color w:val="0563C1"/>
+            <w:u w:val="single"/>
+            <w:sz w:val="18"/>
+            <w:rFonts w:ascii="Calibri" w:hAnsi="Calibri"/>
+          </w:rPr>
+          <w:t xml:space="preserve">Redmond v Tallaght University Hospital [2024] IEHC 167</w:t>
+        </w:r>
+      </w:hyperlink>
+      <w:r>
+        <w:rPr>
+          <w:rFonts w:ascii="Calibri" w:hAnsi="Calibri" w:eastAsia="Calibri"/>
+          <w:b w:val="0"/>
+          <w:i w:val="0"/>
+          <w:color w:val="535353"/>
+          <w:sz w:val="18"/>
+        </w:rPr>
+        <w:t xml:space="preserve">  ·  </w:t>
+      </w:r>
+      <w:hyperlink r:id="rId10">
+        <w:r>
+          <w:rPr>
+            <w:color w:val="0563C1"/>
+            <w:u w:val="single"/>
+            <w:sz w:val="18"/>
+            <w:rFonts w:ascii="Calibri" w:hAnsi="Calibri"/>
+          </w:rPr>
+          <w:t xml:space="preserve">SHWW Act 2005 (Irish Statute Book)</w:t>
+        </w:r>
+      </w:hyperlink>
     </w:p>
     <w:p>
       <w:pPr>
@@ -596,11 +1292,12 @@
         <w:rPr>
           <w:rFonts w:ascii="Calibri" w:hAnsi="Calibri" w:eastAsia="Calibri"/>
           <w:b w:val="0"/>
+          <w:i w:val="0"/>
           <w:sz w:val="22"/>
         </w:rPr>
         <w:t xml:space="preserve">Redmond v Tallaght University Hospital [2024] IEHC 167: </w:t>
       </w:r>
-      <w:hyperlink r:id="rId12">
+      <w:hyperlink r:id="rId9">
         <w:r>
           <w:rPr>
             <w:color w:val="0563C1"/>
@@ -620,11 +1317,12 @@
         <w:rPr>
           <w:rFonts w:ascii="Calibri" w:hAnsi="Calibri" w:eastAsia="Calibri"/>
           <w:b w:val="0"/>
+          <w:i w:val="0"/>
           <w:sz w:val="22"/>
         </w:rPr>
         <w:t xml:space="preserve">SHWW Act 2005 (Irish Statute Book): </w:t>
       </w:r>
-      <w:hyperlink r:id="rId13">
+      <w:hyperlink r:id="rId10">
         <w:r>
           <w:rPr>
             <w:color w:val="0563C1"/>
